--- a/Resume/KalebK_FE.docx
+++ b/Resume/KalebK_FE.docx
@@ -195,7 +195,7 @@
             </w14:solidFill>
           </w14:textFill>
         </w:rPr>
-        <w:t>7</w:t>
+        <w:t>8</w:t>
       </w:r>
       <w:r>
         <w:rPr>
@@ -214,7 +214,7 @@
             </w14:solidFill>
           </w14:textFill>
         </w:rPr>
-        <w:t>+ years building scalable TypeScript/React web applications and reusable component libraries. Experienced with Webpack, CI/CD, Core Web Vitals, Frontend SLOs,  GenAI</w:t>
+        <w:t>+ years building scalable TypeScript/React web applications and reusable component libraries. Experienced with Webpack, CI/CD, Core Web Vitals, Frontend SLOs, GenAI</w:t>
       </w:r>
       <w:r>
         <w:rPr>
@@ -1028,7 +1028,7 @@
           <w:rtl w:val="0"/>
           <w:lang w:val="en-US"/>
         </w:rPr>
-        <w:t>University of Arkansas</w:t>
+        <w:t>Northwestern University</w:t>
       </w:r>
       <w:r>
         <w:rPr>
@@ -1036,7 +1036,7 @@
           <w:bCs w:val="0"/>
           <w:rtl w:val="0"/>
         </w:rPr>
-        <w:t xml:space="preserve">    Jul 2017</w:t>
+        <w:t xml:space="preserve">    Jan 2019</w:t>
       </w:r>
     </w:p>
     <w:p>
@@ -1056,16 +1056,64 @@
           <w:rtl w:val="0"/>
           <w:lang w:val="en-US"/>
         </w:rPr>
-        <w:t>Bachelor of Science</w:t>
-      </w:r>
-      <w:r>
+        <w:t>Full-Stack Web Development Certificate</w:t>
+      </w:r>
+    </w:p>
+    <w:p>
+      <w:pPr>
+        <w:pStyle w:val="Heading 2"/>
         <w:rPr>
           <w:b w:val="0"/>
           <w:bCs w:val="0"/>
-          <w:rtl w:val="0"/>
-          <w:lang w:val="en-US"/>
-        </w:rPr>
-        <w:t xml:space="preserve"> Biological Sciences</w:t>
+        </w:rPr>
+      </w:pPr>
+      <w:r>
+        <w:rPr>
+          <w:rStyle w:val="None"/>
+          <w:rFonts w:ascii="Times New Roman" w:hAnsi="Times New Roman"/>
+          <w:b w:val="0"/>
+          <w:bCs w:val="0"/>
+          <w:rtl w:val="0"/>
+          <w:lang w:val="en-US"/>
+        </w:rPr>
+        <w:t>University of Arkansas</w:t>
+      </w:r>
+      <w:r>
+        <w:rPr>
+          <w:b w:val="0"/>
+          <w:bCs w:val="0"/>
+          <w:rtl w:val="0"/>
+        </w:rPr>
+        <w:t xml:space="preserve">    Jul 2017</w:t>
+      </w:r>
+    </w:p>
+    <w:p>
+      <w:pPr>
+        <w:pStyle w:val="Heading 2"/>
+        <w:rPr>
+          <w:b w:val="0"/>
+          <w:bCs w:val="0"/>
+        </w:rPr>
+      </w:pPr>
+      <w:r>
+        <w:rPr>
+          <w:rStyle w:val="None"/>
+          <w:rFonts w:ascii="Times New Roman" w:hAnsi="Times New Roman"/>
+          <w:b w:val="0"/>
+          <w:bCs w:val="0"/>
+          <w:rtl w:val="0"/>
+          <w:lang w:val="en-US"/>
+        </w:rPr>
+        <w:t>Bachelor of Science</w:t>
+      </w:r>
+      <w:r>
+        <w:rPr>
+          <w:b w:val="0"/>
+          <w:bCs w:val="0"/>
+          <w:rtl w:val="0"/>
+          <w:lang w:val="en-US"/>
+        </w:rPr>
+        <w:t xml:space="preserve">, Cum Laude</w:t>
       </w:r>
     </w:p>
     <w:p>
